--- a/Automatizalt mentesek_szerver.docx
+++ b/Automatizalt mentesek_szerver.docx
@@ -17,25 +17,7 @@
           <w:sz w:val="40"/>
           <w:szCs w:val="40"/>
         </w:rPr>
-        <w:t xml:space="preserve">Miért jó biztonsági mentést </w:t>
-      </w:r>
-      <w:proofErr w:type="spellStart"/>
-      <w:r>
-        <w:rPr>
-          <w:rFonts w:ascii="Times New Roman" w:hAnsi="Times New Roman" w:cs="Times New Roman"/>
-          <w:sz w:val="40"/>
-          <w:szCs w:val="40"/>
-        </w:rPr>
-        <w:t>cronnal</w:t>
-      </w:r>
-      <w:proofErr w:type="spellEnd"/>
-      <w:r>
-        <w:rPr>
-          <w:rFonts w:ascii="Times New Roman" w:hAnsi="Times New Roman" w:cs="Times New Roman"/>
-          <w:sz w:val="40"/>
-          <w:szCs w:val="40"/>
-        </w:rPr>
-        <w:t xml:space="preserve"> készíteni?</w:t>
+        <w:t>Miért jó biztonsági mentést cronnal készíteni?</w:t>
       </w:r>
     </w:p>
     <w:p>
@@ -80,25 +62,7 @@
           <w:sz w:val="32"/>
           <w:szCs w:val="32"/>
         </w:rPr>
-        <w:t xml:space="preserve">A </w:t>
-      </w:r>
-      <w:proofErr w:type="spellStart"/>
-      <w:r>
-        <w:rPr>
-          <w:rFonts w:ascii="Times New Roman" w:hAnsi="Times New Roman" w:cs="Times New Roman"/>
-          <w:sz w:val="32"/>
-          <w:szCs w:val="32"/>
-        </w:rPr>
-        <w:t>cron</w:t>
-      </w:r>
-      <w:proofErr w:type="spellEnd"/>
-      <w:r>
-        <w:rPr>
-          <w:rFonts w:ascii="Times New Roman" w:hAnsi="Times New Roman" w:cs="Times New Roman"/>
-          <w:sz w:val="32"/>
-          <w:szCs w:val="32"/>
-        </w:rPr>
-        <w:t xml:space="preserve"> időzítővel beállítható, hogy a mentés </w:t>
+        <w:t xml:space="preserve">A cron időzítővel beállítható, hogy a mentés </w:t>
       </w:r>
       <w:r>
         <w:rPr>
@@ -183,43 +147,7 @@
           <w:sz w:val="32"/>
           <w:szCs w:val="32"/>
         </w:rPr>
-        <w:t xml:space="preserve">A </w:t>
-      </w:r>
-      <w:proofErr w:type="spellStart"/>
-      <w:r>
-        <w:rPr>
-          <w:rFonts w:ascii="Times New Roman" w:hAnsi="Times New Roman" w:cs="Times New Roman"/>
-          <w:sz w:val="32"/>
-          <w:szCs w:val="32"/>
-        </w:rPr>
-        <w:t>cron</w:t>
-      </w:r>
-      <w:proofErr w:type="spellEnd"/>
-      <w:r>
-        <w:rPr>
-          <w:rFonts w:ascii="Times New Roman" w:hAnsi="Times New Roman" w:cs="Times New Roman"/>
-          <w:sz w:val="32"/>
-          <w:szCs w:val="32"/>
-        </w:rPr>
-        <w:t xml:space="preserve"> </w:t>
-      </w:r>
-      <w:proofErr w:type="spellStart"/>
-      <w:r>
-        <w:rPr>
-          <w:rFonts w:ascii="Times New Roman" w:hAnsi="Times New Roman" w:cs="Times New Roman"/>
-          <w:sz w:val="32"/>
-          <w:szCs w:val="32"/>
-        </w:rPr>
-        <w:t>daemon</w:t>
-      </w:r>
-      <w:proofErr w:type="spellEnd"/>
-      <w:r>
-        <w:rPr>
-          <w:rFonts w:ascii="Times New Roman" w:hAnsi="Times New Roman" w:cs="Times New Roman"/>
-          <w:sz w:val="32"/>
-          <w:szCs w:val="32"/>
-        </w:rPr>
-        <w:t xml:space="preserve"> nagyon kis erőforrást használ, nem terheli a rendszert.</w:t>
+        <w:t>A cron daemon nagyon kis erőforrást használ, nem terheli a rendszert.</w:t>
       </w:r>
     </w:p>
     <w:p>
@@ -353,25 +281,7 @@
           <w:sz w:val="32"/>
           <w:szCs w:val="32"/>
         </w:rPr>
-        <w:t xml:space="preserve">A </w:t>
-      </w:r>
-      <w:proofErr w:type="spellStart"/>
-      <w:r>
-        <w:rPr>
-          <w:rFonts w:ascii="Times New Roman" w:hAnsi="Times New Roman" w:cs="Times New Roman"/>
-          <w:sz w:val="32"/>
-          <w:szCs w:val="32"/>
-        </w:rPr>
-        <w:t>cron</w:t>
-      </w:r>
-      <w:proofErr w:type="spellEnd"/>
-      <w:r>
-        <w:rPr>
-          <w:rFonts w:ascii="Times New Roman" w:hAnsi="Times New Roman" w:cs="Times New Roman"/>
-          <w:sz w:val="32"/>
-          <w:szCs w:val="32"/>
-        </w:rPr>
-        <w:t xml:space="preserve"> évtizedek óta bevált eszköz Linux rendszereken.</w:t>
+        <w:t>A cron évtizedek óta bevált eszköz Linux rendszereken.</w:t>
       </w:r>
     </w:p>
     <w:p>
@@ -405,23 +315,21 @@
           <w:szCs w:val="32"/>
         </w:rPr>
       </w:pPr>
-      <w:proofErr w:type="spellStart"/>
-      <w:r>
-        <w:rPr>
-          <w:rFonts w:ascii="Times New Roman" w:hAnsi="Times New Roman" w:cs="Times New Roman"/>
-          <w:sz w:val="32"/>
-          <w:szCs w:val="32"/>
-        </w:rPr>
-        <w:t>Config</w:t>
-      </w:r>
-      <w:proofErr w:type="spellEnd"/>
-      <w:r>
-        <w:rPr>
-          <w:rFonts w:ascii="Times New Roman" w:hAnsi="Times New Roman" w:cs="Times New Roman"/>
-          <w:sz w:val="32"/>
-          <w:szCs w:val="32"/>
-        </w:rPr>
-        <w:t xml:space="preserve">: </w:t>
+      <w:r>
+        <w:rPr>
+          <w:rFonts w:ascii="Times New Roman" w:hAnsi="Times New Roman" w:cs="Times New Roman"/>
+          <w:sz w:val="32"/>
+          <w:szCs w:val="32"/>
+        </w:rPr>
+        <w:t xml:space="preserve">Alapvető config: </w:t>
+      </w:r>
+      <w:r>
+        <w:rPr>
+          <w:rFonts w:ascii="Times New Roman" w:hAnsi="Times New Roman" w:cs="Times New Roman"/>
+          <w:sz w:val="32"/>
+          <w:szCs w:val="32"/>
+        </w:rPr>
+        <w:t>IP-cím állítása a szervernek</w:t>
       </w:r>
     </w:p>
     <w:p>
@@ -436,6 +344,303 @@
       <w:r>
         <w:rPr>
           <w:rFonts w:ascii="Times New Roman" w:hAnsi="Times New Roman" w:cs="Times New Roman"/>
+          <w:sz w:val="32"/>
+          <w:szCs w:val="32"/>
+        </w:rPr>
+        <w:drawing>
+          <wp:inline distT="0" distB="0" distL="0" distR="0" wp14:anchorId="684176AC" wp14:editId="38E275C5">
+            <wp:extent cx="4794250" cy="2745386"/>
+            <wp:effectExtent l="0" t="0" r="6350" b="0"/>
+            <wp:docPr id="772787271" name="Kép 1" descr="A képen szöveg, képernyőkép, Betűtípus, szoftver látható&#10;&#10;Előfordulhat, hogy az AI által létrehozott tartalom helytelen."/>
+            <wp:cNvGraphicFramePr>
+              <a:graphicFrameLocks xmlns:a="http://schemas.openxmlformats.org/drawingml/2006/main" noChangeAspect="1"/>
+            </wp:cNvGraphicFramePr>
+            <a:graphic xmlns:a="http://schemas.openxmlformats.org/drawingml/2006/main">
+              <a:graphicData uri="http://schemas.openxmlformats.org/drawingml/2006/picture">
+                <pic:pic xmlns:pic="http://schemas.openxmlformats.org/drawingml/2006/picture">
+                  <pic:nvPicPr>
+                    <pic:cNvPr id="772787271" name="Kép 1" descr="A képen szöveg, képernyőkép, Betűtípus, szoftver látható&#10;&#10;Előfordulhat, hogy az AI által létrehozott tartalom helytelen."/>
+                    <pic:cNvPicPr/>
+                  </pic:nvPicPr>
+                  <pic:blipFill>
+                    <a:blip r:embed="rId7"/>
+                    <a:stretch>
+                      <a:fillRect/>
+                    </a:stretch>
+                  </pic:blipFill>
+                  <pic:spPr>
+                    <a:xfrm>
+                      <a:off x="0" y="0"/>
+                      <a:ext cx="4799832" cy="2748582"/>
+                    </a:xfrm>
+                    <a:prstGeom prst="rect">
+                      <a:avLst/>
+                    </a:prstGeom>
+                  </pic:spPr>
+                </pic:pic>
+              </a:graphicData>
+            </a:graphic>
+          </wp:inline>
+        </w:drawing>
+      </w:r>
+    </w:p>
+    <w:p>
+      <w:pPr>
+        <w:jc w:val="both"/>
+        <w:rPr>
+          <w:rFonts w:ascii="Times New Roman" w:hAnsi="Times New Roman" w:cs="Times New Roman"/>
+          <w:sz w:val="32"/>
+          <w:szCs w:val="32"/>
+        </w:rPr>
+      </w:pPr>
+      <w:r>
+        <w:rPr>
+          <w:rFonts w:ascii="Times New Roman" w:hAnsi="Times New Roman" w:cs="Times New Roman"/>
+          <w:sz w:val="32"/>
+          <w:szCs w:val="32"/>
+        </w:rPr>
+        <w:lastRenderedPageBreak/>
+        <w:t>Egy egyszerű tűzfal telepítése, az SSH engedélyezése rajta</w:t>
+      </w:r>
+      <w:r>
+        <w:rPr>
+          <w:rFonts w:ascii="Times New Roman" w:hAnsi="Times New Roman" w:cs="Times New Roman"/>
+          <w:sz w:val="32"/>
+          <w:szCs w:val="32"/>
+        </w:rPr>
+        <w:t>. Minden kimenő forgalom engedélyezése, és minden bejövő forgalom tiltása.</w:t>
+      </w:r>
+      <w:r>
+        <w:rPr>
+          <w:rFonts w:ascii="Times New Roman" w:hAnsi="Times New Roman" w:cs="Times New Roman"/>
+          <w:sz w:val="32"/>
+          <w:szCs w:val="32"/>
+        </w:rPr>
+        <w:t xml:space="preserve"> Ez fontos, hiszen a szerverünk kritikus információkkal dolgozik. </w:t>
+      </w:r>
+      <w:r>
+        <w:rPr>
+          <w:rFonts w:ascii="Times New Roman" w:hAnsi="Times New Roman" w:cs="Times New Roman"/>
+          <w:sz w:val="32"/>
+          <w:szCs w:val="32"/>
+        </w:rPr>
+        <w:t xml:space="preserve">Más telephelyekkel majd GRE alagutakkal illetve VPN segítségével fog kommunikálni. </w:t>
+      </w:r>
+    </w:p>
+    <w:p>
+      <w:pPr>
+        <w:jc w:val="center"/>
+        <w:rPr>
+          <w:rFonts w:ascii="Times New Roman" w:hAnsi="Times New Roman" w:cs="Times New Roman"/>
+          <w:sz w:val="32"/>
+          <w:szCs w:val="32"/>
+        </w:rPr>
+      </w:pPr>
+      <w:r>
+        <w:rPr>
+          <w:rFonts w:ascii="Times New Roman" w:hAnsi="Times New Roman" w:cs="Times New Roman"/>
+          <w:sz w:val="32"/>
+          <w:szCs w:val="32"/>
+        </w:rPr>
+        <w:drawing>
+          <wp:inline distT="0" distB="0" distL="0" distR="0" wp14:anchorId="4F14D8F7" wp14:editId="59BACC6C">
+            <wp:extent cx="5760720" cy="3076575"/>
+            <wp:effectExtent l="0" t="0" r="0" b="9525"/>
+            <wp:docPr id="1882225879" name="Kép 1" descr="A képen szöveg, képernyőkép, Betűtípus látható&#10;&#10;Előfordulhat, hogy az AI által létrehozott tartalom helytelen."/>
+            <wp:cNvGraphicFramePr>
+              <a:graphicFrameLocks xmlns:a="http://schemas.openxmlformats.org/drawingml/2006/main" noChangeAspect="1"/>
+            </wp:cNvGraphicFramePr>
+            <a:graphic xmlns:a="http://schemas.openxmlformats.org/drawingml/2006/main">
+              <a:graphicData uri="http://schemas.openxmlformats.org/drawingml/2006/picture">
+                <pic:pic xmlns:pic="http://schemas.openxmlformats.org/drawingml/2006/picture">
+                  <pic:nvPicPr>
+                    <pic:cNvPr id="1882225879" name="Kép 1" descr="A képen szöveg, képernyőkép, Betűtípus látható&#10;&#10;Előfordulhat, hogy az AI által létrehozott tartalom helytelen."/>
+                    <pic:cNvPicPr/>
+                  </pic:nvPicPr>
+                  <pic:blipFill>
+                    <a:blip r:embed="rId8"/>
+                    <a:stretch>
+                      <a:fillRect/>
+                    </a:stretch>
+                  </pic:blipFill>
+                  <pic:spPr>
+                    <a:xfrm>
+                      <a:off x="0" y="0"/>
+                      <a:ext cx="5760720" cy="3076575"/>
+                    </a:xfrm>
+                    <a:prstGeom prst="rect">
+                      <a:avLst/>
+                    </a:prstGeom>
+                  </pic:spPr>
+                </pic:pic>
+              </a:graphicData>
+            </a:graphic>
+          </wp:inline>
+        </w:drawing>
+      </w:r>
+    </w:p>
+    <w:p>
+      <w:pPr>
+        <w:jc w:val="both"/>
+        <w:rPr>
+          <w:rFonts w:ascii="Times New Roman" w:hAnsi="Times New Roman" w:cs="Times New Roman"/>
+          <w:sz w:val="32"/>
+          <w:szCs w:val="32"/>
+        </w:rPr>
+      </w:pPr>
+      <w:r>
+        <w:rPr>
+          <w:rFonts w:ascii="Times New Roman" w:hAnsi="Times New Roman" w:cs="Times New Roman"/>
+          <w:sz w:val="32"/>
+          <w:szCs w:val="32"/>
+        </w:rPr>
+        <w:t xml:space="preserve">LAN címe és ip route </w:t>
+      </w:r>
+    </w:p>
+    <w:p>
+      <w:pPr>
+        <w:jc w:val="center"/>
+        <w:rPr>
+          <w:rFonts w:ascii="Times New Roman" w:hAnsi="Times New Roman" w:cs="Times New Roman"/>
+          <w:sz w:val="32"/>
+          <w:szCs w:val="32"/>
+        </w:rPr>
+      </w:pPr>
+      <w:r>
+        <w:rPr>
+          <w:rFonts w:ascii="Times New Roman" w:hAnsi="Times New Roman" w:cs="Times New Roman"/>
+          <w:sz w:val="32"/>
+          <w:szCs w:val="32"/>
+        </w:rPr>
+        <w:drawing>
+          <wp:inline distT="0" distB="0" distL="0" distR="0" wp14:anchorId="3E21A529" wp14:editId="4BE02752">
+            <wp:extent cx="5760720" cy="1376045"/>
+            <wp:effectExtent l="0" t="0" r="0" b="0"/>
+            <wp:docPr id="1339632533" name="Kép 1" descr="A képen szöveg, képernyőkép, Betűtípus látható&#10;&#10;Előfordulhat, hogy az AI által létrehozott tartalom helytelen."/>
+            <wp:cNvGraphicFramePr>
+              <a:graphicFrameLocks xmlns:a="http://schemas.openxmlformats.org/drawingml/2006/main" noChangeAspect="1"/>
+            </wp:cNvGraphicFramePr>
+            <a:graphic xmlns:a="http://schemas.openxmlformats.org/drawingml/2006/main">
+              <a:graphicData uri="http://schemas.openxmlformats.org/drawingml/2006/picture">
+                <pic:pic xmlns:pic="http://schemas.openxmlformats.org/drawingml/2006/picture">
+                  <pic:nvPicPr>
+                    <pic:cNvPr id="1339632533" name="Kép 1" descr="A képen szöveg, képernyőkép, Betűtípus látható&#10;&#10;Előfordulhat, hogy az AI által létrehozott tartalom helytelen."/>
+                    <pic:cNvPicPr/>
+                  </pic:nvPicPr>
+                  <pic:blipFill>
+                    <a:blip r:embed="rId9"/>
+                    <a:stretch>
+                      <a:fillRect/>
+                    </a:stretch>
+                  </pic:blipFill>
+                  <pic:spPr>
+                    <a:xfrm>
+                      <a:off x="0" y="0"/>
+                      <a:ext cx="5760720" cy="1376045"/>
+                    </a:xfrm>
+                    <a:prstGeom prst="rect">
+                      <a:avLst/>
+                    </a:prstGeom>
+                  </pic:spPr>
+                </pic:pic>
+              </a:graphicData>
+            </a:graphic>
+          </wp:inline>
+        </w:drawing>
+      </w:r>
+    </w:p>
+    <w:p>
+      <w:pPr>
+        <w:jc w:val="both"/>
+        <w:rPr>
+          <w:rFonts w:ascii="Times New Roman" w:hAnsi="Times New Roman" w:cs="Times New Roman"/>
+          <w:sz w:val="32"/>
+          <w:szCs w:val="32"/>
+        </w:rPr>
+      </w:pPr>
+    </w:p>
+    <w:p>
+      <w:pPr>
+        <w:jc w:val="both"/>
+        <w:rPr>
+          <w:rFonts w:ascii="Times New Roman" w:hAnsi="Times New Roman" w:cs="Times New Roman"/>
+          <w:sz w:val="32"/>
+          <w:szCs w:val="32"/>
+        </w:rPr>
+      </w:pPr>
+    </w:p>
+    <w:p>
+      <w:pPr>
+        <w:jc w:val="both"/>
+        <w:rPr>
+          <w:rFonts w:ascii="Times New Roman" w:hAnsi="Times New Roman" w:cs="Times New Roman"/>
+          <w:sz w:val="32"/>
+          <w:szCs w:val="32"/>
+        </w:rPr>
+      </w:pPr>
+    </w:p>
+    <w:p>
+      <w:pPr>
+        <w:jc w:val="both"/>
+        <w:rPr>
+          <w:rFonts w:ascii="Times New Roman" w:hAnsi="Times New Roman" w:cs="Times New Roman"/>
+          <w:sz w:val="32"/>
+          <w:szCs w:val="32"/>
+        </w:rPr>
+      </w:pPr>
+    </w:p>
+    <w:p>
+      <w:pPr>
+        <w:jc w:val="both"/>
+        <w:rPr>
+          <w:rFonts w:ascii="Times New Roman" w:hAnsi="Times New Roman" w:cs="Times New Roman"/>
+          <w:sz w:val="32"/>
+          <w:szCs w:val="32"/>
+        </w:rPr>
+      </w:pPr>
+    </w:p>
+    <w:p>
+      <w:pPr>
+        <w:jc w:val="both"/>
+        <w:rPr>
+          <w:rFonts w:ascii="Times New Roman" w:hAnsi="Times New Roman" w:cs="Times New Roman"/>
+          <w:sz w:val="32"/>
+          <w:szCs w:val="32"/>
+        </w:rPr>
+      </w:pPr>
+    </w:p>
+    <w:p>
+      <w:pPr>
+        <w:jc w:val="both"/>
+        <w:rPr>
+          <w:rFonts w:ascii="Times New Roman" w:hAnsi="Times New Roman" w:cs="Times New Roman"/>
+          <w:sz w:val="32"/>
+          <w:szCs w:val="32"/>
+        </w:rPr>
+      </w:pPr>
+      <w:r>
+        <w:rPr>
+          <w:rFonts w:ascii="Times New Roman" w:hAnsi="Times New Roman" w:cs="Times New Roman"/>
+          <w:sz w:val="32"/>
+          <w:szCs w:val="32"/>
+        </w:rPr>
+        <w:lastRenderedPageBreak/>
+        <w:t xml:space="preserve">Config: </w:t>
+      </w:r>
+    </w:p>
+    <w:p>
+      <w:pPr>
+        <w:jc w:val="center"/>
+        <w:rPr>
+          <w:rFonts w:ascii="Times New Roman" w:hAnsi="Times New Roman" w:cs="Times New Roman"/>
+          <w:sz w:val="32"/>
+          <w:szCs w:val="32"/>
+        </w:rPr>
+      </w:pPr>
+      <w:r>
+        <w:rPr>
+          <w:rFonts w:ascii="Times New Roman" w:hAnsi="Times New Roman" w:cs="Times New Roman"/>
+          <w:noProof/>
           <w:sz w:val="32"/>
           <w:szCs w:val="32"/>
         </w:rPr>
@@ -455,7 +660,7 @@
                     <pic:cNvPicPr/>
                   </pic:nvPicPr>
                   <pic:blipFill>
-                    <a:blip r:embed="rId5"/>
+                    <a:blip r:embed="rId10"/>
                     <a:stretch>
                       <a:fillRect/>
                     </a:stretch>
@@ -491,17 +696,7 @@
           <w:sz w:val="32"/>
           <w:szCs w:val="32"/>
         </w:rPr>
-        <w:lastRenderedPageBreak/>
-        <w:tab/>
-        <w:t xml:space="preserve">Ez a mentőscript aminek </w:t>
-      </w:r>
-      <w:r>
-        <w:rPr>
-          <w:rFonts w:ascii="Times New Roman" w:hAnsi="Times New Roman" w:cs="Times New Roman"/>
-          <w:sz w:val="32"/>
-          <w:szCs w:val="32"/>
-        </w:rPr>
-        <w:t xml:space="preserve">létrehoztam egy mappát és futtatási jogosultságot adtam neki. </w:t>
+        <w:t>Ez a mentőscript aminek létrehoztam egy mappát és futtatási jogosultságot adtam neki.</w:t>
       </w:r>
     </w:p>
     <w:p>
@@ -516,6 +711,7 @@
       <w:r>
         <w:rPr>
           <w:rFonts w:ascii="Times New Roman" w:hAnsi="Times New Roman" w:cs="Times New Roman"/>
+          <w:noProof/>
           <w:sz w:val="32"/>
           <w:szCs w:val="32"/>
         </w:rPr>
@@ -535,7 +731,7 @@
                     <pic:cNvPicPr/>
                   </pic:nvPicPr>
                   <pic:blipFill>
-                    <a:blip r:embed="rId6"/>
+                    <a:blip r:embed="rId11"/>
                     <a:stretch>
                       <a:fillRect/>
                     </a:stretch>
@@ -572,103 +768,69 @@
           <w:szCs w:val="32"/>
         </w:rPr>
         <w:tab/>
-        <w:t>A „</w:t>
-      </w:r>
-      <w:proofErr w:type="spellStart"/>
-      <w:r>
-        <w:rPr>
-          <w:rFonts w:ascii="Times New Roman" w:hAnsi="Times New Roman" w:cs="Times New Roman"/>
-          <w:sz w:val="32"/>
-          <w:szCs w:val="32"/>
-        </w:rPr>
-        <w:t>crontab</w:t>
-      </w:r>
-      <w:proofErr w:type="spellEnd"/>
-      <w:r>
-        <w:rPr>
-          <w:rFonts w:ascii="Times New Roman" w:hAnsi="Times New Roman" w:cs="Times New Roman"/>
-          <w:sz w:val="32"/>
-          <w:szCs w:val="32"/>
-        </w:rPr>
-        <w:t xml:space="preserve"> -e” kapcsolóval szerkesztettem</w:t>
-      </w:r>
-      <w:r>
-        <w:rPr>
-          <w:rFonts w:ascii="Times New Roman" w:hAnsi="Times New Roman" w:cs="Times New Roman"/>
-          <w:sz w:val="32"/>
-          <w:szCs w:val="32"/>
-        </w:rPr>
-        <w:t xml:space="preserve"> a </w:t>
-      </w:r>
-      <w:proofErr w:type="spellStart"/>
-      <w:r>
-        <w:rPr>
-          <w:rFonts w:ascii="Times New Roman" w:hAnsi="Times New Roman" w:cs="Times New Roman"/>
-          <w:sz w:val="32"/>
-          <w:szCs w:val="32"/>
-        </w:rPr>
-        <w:t>cron</w:t>
-      </w:r>
-      <w:proofErr w:type="spellEnd"/>
-      <w:r>
-        <w:rPr>
-          <w:rFonts w:ascii="Times New Roman" w:hAnsi="Times New Roman" w:cs="Times New Roman"/>
-          <w:sz w:val="32"/>
-          <w:szCs w:val="32"/>
-        </w:rPr>
-        <w:t xml:space="preserve"> állományt, ezzel időzítettem, hogy mikor fusson le a biztonsági mentés a rendszerünkön. Minden nap 2:30-kor hajnalban le fog futni </w:t>
-      </w:r>
-      <w:r>
-        <w:rPr>
-          <w:rFonts w:ascii="Times New Roman" w:hAnsi="Times New Roman" w:cs="Times New Roman"/>
-          <w:sz w:val="32"/>
-          <w:szCs w:val="32"/>
-        </w:rPr>
-        <w:t xml:space="preserve">a backup </w:t>
-      </w:r>
-      <w:proofErr w:type="spellStart"/>
-      <w:r>
-        <w:rPr>
-          <w:rFonts w:ascii="Times New Roman" w:hAnsi="Times New Roman" w:cs="Times New Roman"/>
-          <w:sz w:val="32"/>
-          <w:szCs w:val="32"/>
-        </w:rPr>
-        <w:t>save</w:t>
-      </w:r>
-      <w:proofErr w:type="spellEnd"/>
-      <w:r>
-        <w:rPr>
-          <w:rFonts w:ascii="Times New Roman" w:hAnsi="Times New Roman" w:cs="Times New Roman"/>
-          <w:sz w:val="32"/>
-          <w:szCs w:val="32"/>
-        </w:rPr>
-        <w:t xml:space="preserve">. </w:t>
-      </w:r>
-      <w:r>
-        <w:rPr>
-          <w:rFonts w:ascii="Times New Roman" w:hAnsi="Times New Roman" w:cs="Times New Roman"/>
-          <w:sz w:val="32"/>
-          <w:szCs w:val="32"/>
-        </w:rPr>
-        <w:t>Itt hibaüzenetek is a log-</w:t>
-      </w:r>
-      <w:proofErr w:type="spellStart"/>
-      <w:r>
-        <w:rPr>
-          <w:rFonts w:ascii="Times New Roman" w:hAnsi="Times New Roman" w:cs="Times New Roman"/>
-          <w:sz w:val="32"/>
-          <w:szCs w:val="32"/>
-        </w:rPr>
-        <w:t>ba</w:t>
-      </w:r>
-      <w:proofErr w:type="spellEnd"/>
-      <w:r>
-        <w:rPr>
-          <w:rFonts w:ascii="Times New Roman" w:hAnsi="Times New Roman" w:cs="Times New Roman"/>
-          <w:sz w:val="32"/>
-          <w:szCs w:val="32"/>
-        </w:rPr>
-        <w:t xml:space="preserve"> kerülnek. </w:t>
+        <w:t>A „crontab -e” kapcsolóval szerkesztettem</w:t>
+      </w:r>
+      <w:r>
+        <w:rPr>
+          <w:rFonts w:ascii="Times New Roman" w:hAnsi="Times New Roman" w:cs="Times New Roman"/>
+          <w:sz w:val="32"/>
+          <w:szCs w:val="32"/>
+        </w:rPr>
+        <w:t xml:space="preserve"> a cron állományt, ezzel időzítettem, hogy mikor fusson le a biztonsági mentés a rendszerünkön. Minden nap 2:30-kor hajnalban le fog futni </w:t>
+      </w:r>
+      <w:r>
+        <w:rPr>
+          <w:rFonts w:ascii="Times New Roman" w:hAnsi="Times New Roman" w:cs="Times New Roman"/>
+          <w:sz w:val="32"/>
+          <w:szCs w:val="32"/>
+        </w:rPr>
+        <w:t xml:space="preserve">a backup save. </w:t>
+      </w:r>
+      <w:r>
+        <w:rPr>
+          <w:rFonts w:ascii="Times New Roman" w:hAnsi="Times New Roman" w:cs="Times New Roman"/>
+          <w:sz w:val="32"/>
+          <w:szCs w:val="32"/>
+        </w:rPr>
+        <w:t xml:space="preserve">Itt hibaüzenetek is a log-ba kerülnek. </w:t>
+      </w:r>
+    </w:p>
+    <w:p>
+      <w:pPr>
+        <w:jc w:val="both"/>
+        <w:rPr>
+          <w:rFonts w:ascii="Times New Roman" w:hAnsi="Times New Roman" w:cs="Times New Roman"/>
+          <w:sz w:val="32"/>
+          <w:szCs w:val="32"/>
+        </w:rPr>
+      </w:pPr>
+    </w:p>
+    <w:p>
+      <w:pPr>
+        <w:jc w:val="both"/>
+        <w:rPr>
+          <w:rFonts w:ascii="Times New Roman" w:hAnsi="Times New Roman" w:cs="Times New Roman"/>
+          <w:sz w:val="32"/>
+          <w:szCs w:val="32"/>
+        </w:rPr>
+      </w:pPr>
+    </w:p>
+    <w:p>
+      <w:pPr>
+        <w:jc w:val="both"/>
+        <w:rPr>
+          <w:rFonts w:ascii="Times New Roman" w:hAnsi="Times New Roman" w:cs="Times New Roman"/>
+          <w:sz w:val="32"/>
+          <w:szCs w:val="32"/>
+        </w:rPr>
+      </w:pPr>
+      <w:r>
+        <w:rPr>
+          <w:rFonts w:ascii="Times New Roman" w:hAnsi="Times New Roman" w:cs="Times New Roman"/>
+          <w:sz w:val="32"/>
+          <w:szCs w:val="32"/>
+        </w:rPr>
+        <w:t>Létrehozok egy tesztfilet a teszteléshez. Létrehoztam még egy célmappát „/mnt/backup”, hogy ide tudja menteni a fileokat. Lefuttattam a scriptet és mivel a tar parancs a „/var/www” mappát adja meg forrásként rekurzívan végigmegy a mappán és minden benne lévő filet becsomagol az archivumba.</w:t>
       </w:r>
     </w:p>
     <w:p>
@@ -683,179 +845,14 @@
       <w:r>
         <w:rPr>
           <w:rFonts w:ascii="Times New Roman" w:hAnsi="Times New Roman" w:cs="Times New Roman"/>
-          <w:noProof/>
-          <w:sz w:val="32"/>
-          <w:szCs w:val="32"/>
-        </w:rPr>
-        <mc:AlternateContent>
-          <mc:Choice Requires="wps">
-            <w:drawing>
-              <wp:anchor distT="0" distB="0" distL="114300" distR="114300" simplePos="0" relativeHeight="251661312" behindDoc="0" locked="0" layoutInCell="1" allowOverlap="1" wp14:anchorId="3C6D3644" wp14:editId="7565F679">
-                <wp:simplePos x="0" y="0"/>
-                <wp:positionH relativeFrom="margin">
-                  <wp:align>right</wp:align>
-                </wp:positionH>
-                <wp:positionV relativeFrom="paragraph">
-                  <wp:posOffset>840300</wp:posOffset>
-                </wp:positionV>
-                <wp:extent cx="592700" cy="142729"/>
-                <wp:effectExtent l="19050" t="19050" r="17145" b="10160"/>
-                <wp:wrapNone/>
-                <wp:docPr id="462473007" name="Téglalap 3"/>
-                <wp:cNvGraphicFramePr/>
-                <a:graphic xmlns:a="http://schemas.openxmlformats.org/drawingml/2006/main">
-                  <a:graphicData uri="http://schemas.microsoft.com/office/word/2010/wordprocessingShape">
-                    <wps:wsp>
-                      <wps:cNvSpPr/>
-                      <wps:spPr>
-                        <a:xfrm>
-                          <a:off x="0" y="0"/>
-                          <a:ext cx="592700" cy="142729"/>
-                        </a:xfrm>
-                        <a:prstGeom prst="rect">
-                          <a:avLst/>
-                        </a:prstGeom>
-                        <a:noFill/>
-                        <a:ln w="38100">
-                          <a:solidFill>
-                            <a:srgbClr val="C00000"/>
-                          </a:solidFill>
-                        </a:ln>
-                      </wps:spPr>
-                      <wps:style>
-                        <a:lnRef idx="2">
-                          <a:schemeClr val="accent1">
-                            <a:shade val="15000"/>
-                          </a:schemeClr>
-                        </a:lnRef>
-                        <a:fillRef idx="1">
-                          <a:schemeClr val="accent1"/>
-                        </a:fillRef>
-                        <a:effectRef idx="0">
-                          <a:schemeClr val="accent1"/>
-                        </a:effectRef>
-                        <a:fontRef idx="minor">
-                          <a:schemeClr val="lt1"/>
-                        </a:fontRef>
-                      </wps:style>
-                      <wps:bodyPr rot="0" spcFirstLastPara="0" vertOverflow="overflow" horzOverflow="overflow" vert="horz" wrap="square" lIns="91440" tIns="45720" rIns="91440" bIns="45720" numCol="1" spcCol="0" rtlCol="0" fromWordArt="0" anchor="ctr" anchorCtr="0" forceAA="0" compatLnSpc="1">
-                        <a:prstTxWarp prst="textNoShape">
-                          <a:avLst/>
-                        </a:prstTxWarp>
-                        <a:noAutofit/>
-                      </wps:bodyPr>
-                    </wps:wsp>
-                  </a:graphicData>
-                </a:graphic>
-                <wp14:sizeRelH relativeFrom="margin">
-                  <wp14:pctWidth>0</wp14:pctWidth>
-                </wp14:sizeRelH>
-                <wp14:sizeRelV relativeFrom="margin">
-                  <wp14:pctHeight>0</wp14:pctHeight>
-                </wp14:sizeRelV>
-              </wp:anchor>
-            </w:drawing>
-          </mc:Choice>
-          <mc:Fallback>
-            <w:pict>
-              <v:rect w14:anchorId="2F5C24FF" id="Téglalap 3" o:spid="_x0000_s1026" style="position:absolute;margin-left:-4.55pt;margin-top:66.15pt;width:46.65pt;height:11.25pt;z-index:251661312;visibility:visible;mso-wrap-style:square;mso-width-percent:0;mso-height-percent:0;mso-wrap-distance-left:9pt;mso-wrap-distance-top:0;mso-wrap-distance-right:9pt;mso-wrap-distance-bottom:0;mso-position-horizontal:right;mso-position-horizontal-relative:margin;mso-position-vertical:absolute;mso-position-vertical-relative:text;mso-width-percent:0;mso-height-percent:0;mso-width-relative:margin;mso-height-relative:margin;v-text-anchor:middle" o:gfxdata="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" filled="f" strokecolor="#c00000" strokeweight="3pt">
-                <w10:wrap anchorx="margin"/>
-              </v:rect>
-            </w:pict>
-          </mc:Fallback>
-        </mc:AlternateContent>
-      </w:r>
-      <w:r>
-        <w:rPr>
-          <w:rFonts w:ascii="Times New Roman" w:hAnsi="Times New Roman" w:cs="Times New Roman"/>
-          <w:noProof/>
-          <w:sz w:val="32"/>
-          <w:szCs w:val="32"/>
-        </w:rPr>
-        <mc:AlternateContent>
-          <mc:Choice Requires="wps">
-            <w:drawing>
-              <wp:anchor distT="0" distB="0" distL="114300" distR="114300" simplePos="0" relativeHeight="251659264" behindDoc="0" locked="0" layoutInCell="1" allowOverlap="1" wp14:anchorId="44AF7174" wp14:editId="5455A3C6">
-                <wp:simplePos x="0" y="0"/>
-                <wp:positionH relativeFrom="column">
-                  <wp:posOffset>2228215</wp:posOffset>
-                </wp:positionH>
-                <wp:positionV relativeFrom="paragraph">
-                  <wp:posOffset>482160</wp:posOffset>
-                </wp:positionV>
-                <wp:extent cx="2278966" cy="138234"/>
-                <wp:effectExtent l="19050" t="19050" r="26670" b="14605"/>
-                <wp:wrapNone/>
-                <wp:docPr id="182752286" name="Téglalap 3"/>
-                <wp:cNvGraphicFramePr/>
-                <a:graphic xmlns:a="http://schemas.openxmlformats.org/drawingml/2006/main">
-                  <a:graphicData uri="http://schemas.microsoft.com/office/word/2010/wordprocessingShape">
-                    <wps:wsp>
-                      <wps:cNvSpPr/>
-                      <wps:spPr>
-                        <a:xfrm>
-                          <a:off x="0" y="0"/>
-                          <a:ext cx="2278966" cy="138234"/>
-                        </a:xfrm>
-                        <a:prstGeom prst="rect">
-                          <a:avLst/>
-                        </a:prstGeom>
-                        <a:noFill/>
-                        <a:ln w="38100">
-                          <a:solidFill>
-                            <a:srgbClr val="C00000"/>
-                          </a:solidFill>
-                        </a:ln>
-                      </wps:spPr>
-                      <wps:style>
-                        <a:lnRef idx="2">
-                          <a:schemeClr val="accent1">
-                            <a:shade val="15000"/>
-                          </a:schemeClr>
-                        </a:lnRef>
-                        <a:fillRef idx="1">
-                          <a:schemeClr val="accent1"/>
-                        </a:fillRef>
-                        <a:effectRef idx="0">
-                          <a:schemeClr val="accent1"/>
-                        </a:effectRef>
-                        <a:fontRef idx="minor">
-                          <a:schemeClr val="lt1"/>
-                        </a:fontRef>
-                      </wps:style>
-                      <wps:bodyPr rot="0" spcFirstLastPara="0" vertOverflow="overflow" horzOverflow="overflow" vert="horz" wrap="square" lIns="91440" tIns="45720" rIns="91440" bIns="45720" numCol="1" spcCol="0" rtlCol="0" fromWordArt="0" anchor="ctr" anchorCtr="0" forceAA="0" compatLnSpc="1">
-                        <a:prstTxWarp prst="textNoShape">
-                          <a:avLst/>
-                        </a:prstTxWarp>
-                        <a:noAutofit/>
-                      </wps:bodyPr>
-                    </wps:wsp>
-                  </a:graphicData>
-                </a:graphic>
-                <wp14:sizeRelV relativeFrom="margin">
-                  <wp14:pctHeight>0</wp14:pctHeight>
-                </wp14:sizeRelV>
-              </wp:anchor>
-            </w:drawing>
-          </mc:Choice>
-          <mc:Fallback>
-            <w:pict>
-              <v:rect w14:anchorId="3644E845" id="Téglalap 3" o:spid="_x0000_s1026" style="position:absolute;margin-left:175.45pt;margin-top:37.95pt;width:179.45pt;height:10.9pt;z-index:251659264;visibility:visible;mso-wrap-style:square;mso-height-percent:0;mso-wrap-distance-left:9pt;mso-wrap-distance-top:0;mso-wrap-distance-right:9pt;mso-wrap-distance-bottom:0;mso-position-horizontal:absolute;mso-position-horizontal-relative:text;mso-position-vertical:absolute;mso-position-vertical-relative:text;mso-height-percent:0;mso-height-relative:margin;v-text-anchor:middle" o:gfxdata="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" filled="f" strokecolor="#c00000" strokeweight="3pt"/>
-            </w:pict>
-          </mc:Fallback>
-        </mc:AlternateContent>
-      </w:r>
-      <w:r>
-        <w:rPr>
-          <w:rFonts w:ascii="Times New Roman" w:hAnsi="Times New Roman" w:cs="Times New Roman"/>
           <w:sz w:val="32"/>
           <w:szCs w:val="32"/>
         </w:rPr>
         <w:drawing>
-          <wp:inline distT="0" distB="0" distL="0" distR="0" wp14:anchorId="0BABC628" wp14:editId="3C881553">
-            <wp:extent cx="5760720" cy="1456055"/>
-            <wp:effectExtent l="0" t="0" r="0" b="0"/>
-            <wp:docPr id="1664821579" name="Kép 1" descr="A képen szöveg, képernyőkép, Betűtípus látható&#10;&#10;Előfordulhat, hogy az AI által létrehozott tartalom helytelen."/>
+          <wp:inline distT="0" distB="0" distL="0" distR="0" wp14:anchorId="054D49BA" wp14:editId="01121248">
+            <wp:extent cx="5743049" cy="1062298"/>
+            <wp:effectExtent l="0" t="0" r="0" b="5080"/>
+            <wp:docPr id="18273455" name="Kép 1" descr="A képen szöveg, Betűtípus, képernyőkép, fekete látható&#10;&#10;Előfordulhat, hogy az AI által létrehozott tartalom helytelen."/>
             <wp:cNvGraphicFramePr>
               <a:graphicFrameLocks xmlns:a="http://schemas.openxmlformats.org/drawingml/2006/main" noChangeAspect="1"/>
             </wp:cNvGraphicFramePr>
@@ -863,11 +860,11 @@
               <a:graphicData uri="http://schemas.openxmlformats.org/drawingml/2006/picture">
                 <pic:pic xmlns:pic="http://schemas.openxmlformats.org/drawingml/2006/picture">
                   <pic:nvPicPr>
-                    <pic:cNvPr id="1664821579" name="Kép 1" descr="A képen szöveg, képernyőkép, Betűtípus látható&#10;&#10;Előfordulhat, hogy az AI által létrehozott tartalom helytelen."/>
+                    <pic:cNvPr id="18273455" name="Kép 1" descr="A képen szöveg, Betűtípus, képernyőkép, fekete látható&#10;&#10;Előfordulhat, hogy az AI által létrehozott tartalom helytelen."/>
                     <pic:cNvPicPr/>
                   </pic:nvPicPr>
                   <pic:blipFill>
-                    <a:blip r:embed="rId7"/>
+                    <a:blip r:embed="rId12"/>
                     <a:stretch>
                       <a:fillRect/>
                     </a:stretch>
@@ -875,7 +872,7 @@
                   <pic:spPr>
                     <a:xfrm>
                       <a:off x="0" y="0"/>
-                      <a:ext cx="5760720" cy="1456055"/>
+                      <a:ext cx="5755566" cy="1064613"/>
                     </a:xfrm>
                     <a:prstGeom prst="rect">
                       <a:avLst/>
@@ -890,19 +887,71 @@
     </w:p>
     <w:p>
       <w:pPr>
-        <w:rPr>
-          <w:rFonts w:ascii="Times New Roman" w:hAnsi="Times New Roman" w:cs="Times New Roman"/>
-          <w:sz w:val="32"/>
-          <w:szCs w:val="32"/>
-        </w:rPr>
-      </w:pPr>
-      <w:r>
-        <w:rPr>
-          <w:rFonts w:ascii="Times New Roman" w:hAnsi="Times New Roman" w:cs="Times New Roman"/>
-          <w:sz w:val="32"/>
-          <w:szCs w:val="32"/>
-        </w:rPr>
-        <w:tab/>
+        <w:jc w:val="center"/>
+        <w:rPr>
+          <w:rFonts w:ascii="Times New Roman" w:hAnsi="Times New Roman" w:cs="Times New Roman"/>
+          <w:sz w:val="32"/>
+          <w:szCs w:val="32"/>
+        </w:rPr>
+      </w:pPr>
+      <w:r>
+        <w:rPr>
+          <w:rFonts w:ascii="Times New Roman" w:hAnsi="Times New Roman" w:cs="Times New Roman"/>
+          <w:sz w:val="32"/>
+          <w:szCs w:val="32"/>
+        </w:rPr>
+        <w:drawing>
+          <wp:inline distT="0" distB="0" distL="0" distR="0" wp14:anchorId="2E72A5B9" wp14:editId="261AF5E7">
+            <wp:extent cx="5760720" cy="1411605"/>
+            <wp:effectExtent l="0" t="0" r="0" b="0"/>
+            <wp:docPr id="1874086668" name="Kép 1" descr="A képen szöveg, képernyőkép, Betűtípus látható&#10;&#10;Előfordulhat, hogy az AI által létrehozott tartalom helytelen."/>
+            <wp:cNvGraphicFramePr>
+              <a:graphicFrameLocks xmlns:a="http://schemas.openxmlformats.org/drawingml/2006/main" noChangeAspect="1"/>
+            </wp:cNvGraphicFramePr>
+            <a:graphic xmlns:a="http://schemas.openxmlformats.org/drawingml/2006/main">
+              <a:graphicData uri="http://schemas.openxmlformats.org/drawingml/2006/picture">
+                <pic:pic xmlns:pic="http://schemas.openxmlformats.org/drawingml/2006/picture">
+                  <pic:nvPicPr>
+                    <pic:cNvPr id="1874086668" name="Kép 1" descr="A képen szöveg, képernyőkép, Betűtípus látható&#10;&#10;Előfordulhat, hogy az AI által létrehozott tartalom helytelen."/>
+                    <pic:cNvPicPr/>
+                  </pic:nvPicPr>
+                  <pic:blipFill>
+                    <a:blip r:embed="rId13"/>
+                    <a:stretch>
+                      <a:fillRect/>
+                    </a:stretch>
+                  </pic:blipFill>
+                  <pic:spPr>
+                    <a:xfrm>
+                      <a:off x="0" y="0"/>
+                      <a:ext cx="5760720" cy="1411605"/>
+                    </a:xfrm>
+                    <a:prstGeom prst="rect">
+                      <a:avLst/>
+                    </a:prstGeom>
+                  </pic:spPr>
+                </pic:pic>
+              </a:graphicData>
+            </a:graphic>
+          </wp:inline>
+        </w:drawing>
+      </w:r>
+    </w:p>
+    <w:p>
+      <w:pPr>
+        <w:jc w:val="both"/>
+        <w:rPr>
+          <w:rFonts w:ascii="Times New Roman" w:hAnsi="Times New Roman" w:cs="Times New Roman"/>
+          <w:sz w:val="32"/>
+          <w:szCs w:val="32"/>
+        </w:rPr>
+      </w:pPr>
+      <w:r>
+        <w:rPr>
+          <w:rFonts w:ascii="Times New Roman" w:hAnsi="Times New Roman" w:cs="Times New Roman"/>
+          <w:sz w:val="32"/>
+          <w:szCs w:val="32"/>
+        </w:rPr>
         <w:t xml:space="preserve">Elindítottuk tesztelésképpen a mentést és mint ahogy látszik </w:t>
       </w:r>
       <w:r>
@@ -911,25 +960,7 @@
           <w:sz w:val="32"/>
           <w:szCs w:val="32"/>
         </w:rPr>
-        <w:t xml:space="preserve">hibamentesen le tudott futni. Pontos </w:t>
-      </w:r>
-      <w:proofErr w:type="spellStart"/>
-      <w:r>
-        <w:rPr>
-          <w:rFonts w:ascii="Times New Roman" w:hAnsi="Times New Roman" w:cs="Times New Roman"/>
-          <w:sz w:val="32"/>
-          <w:szCs w:val="32"/>
-        </w:rPr>
-        <w:t>logot</w:t>
-      </w:r>
-      <w:proofErr w:type="spellEnd"/>
-      <w:r>
-        <w:rPr>
-          <w:rFonts w:ascii="Times New Roman" w:hAnsi="Times New Roman" w:cs="Times New Roman"/>
-          <w:sz w:val="32"/>
-          <w:szCs w:val="32"/>
-        </w:rPr>
-        <w:t xml:space="preserve"> kapunk arról, hogy mikor futott le, mennyi időt vett igénybe</w:t>
+        <w:t>hibamentesen le tudott futni. Pontos logot kapunk arról, hogy mikor futott le, mennyi időt vett igénybe</w:t>
       </w:r>
       <w:r>
         <w:rPr>
@@ -939,6 +970,14 @@
         </w:rPr>
         <w:t xml:space="preserve">, mennyit mentett. </w:t>
       </w:r>
+      <w:r>
+        <w:rPr>
+          <w:rFonts w:ascii="Times New Roman" w:hAnsi="Times New Roman" w:cs="Times New Roman"/>
+          <w:sz w:val="32"/>
+          <w:szCs w:val="32"/>
+        </w:rPr>
+        <w:t>A logja is látható a mentéseknek.</w:t>
+      </w:r>
     </w:p>
     <w:p>
       <w:pPr>
@@ -949,6 +988,101 @@
           <w:szCs w:val="32"/>
         </w:rPr>
       </w:pPr>
+      <w:r>
+        <w:rPr>
+          <w:rFonts w:ascii="Times New Roman" w:hAnsi="Times New Roman" w:cs="Times New Roman"/>
+          <w:sz w:val="32"/>
+          <w:szCs w:val="32"/>
+        </w:rPr>
+        <w:drawing>
+          <wp:inline distT="0" distB="0" distL="0" distR="0" wp14:anchorId="59D4A0FE" wp14:editId="6ED5FE2A">
+            <wp:extent cx="5760720" cy="2284730"/>
+            <wp:effectExtent l="0" t="0" r="0" b="1270"/>
+            <wp:docPr id="900269498" name="Kép 1" descr="A képen szöveg, képernyőkép, Betűtípus látható&#10;&#10;Előfordulhat, hogy az AI által létrehozott tartalom helytelen."/>
+            <wp:cNvGraphicFramePr>
+              <a:graphicFrameLocks xmlns:a="http://schemas.openxmlformats.org/drawingml/2006/main" noChangeAspect="1"/>
+            </wp:cNvGraphicFramePr>
+            <a:graphic xmlns:a="http://schemas.openxmlformats.org/drawingml/2006/main">
+              <a:graphicData uri="http://schemas.openxmlformats.org/drawingml/2006/picture">
+                <pic:pic xmlns:pic="http://schemas.openxmlformats.org/drawingml/2006/picture">
+                  <pic:nvPicPr>
+                    <pic:cNvPr id="900269498" name="Kép 1" descr="A képen szöveg, képernyőkép, Betűtípus látható&#10;&#10;Előfordulhat, hogy az AI által létrehozott tartalom helytelen."/>
+                    <pic:cNvPicPr/>
+                  </pic:nvPicPr>
+                  <pic:blipFill>
+                    <a:blip r:embed="rId14"/>
+                    <a:stretch>
+                      <a:fillRect/>
+                    </a:stretch>
+                  </pic:blipFill>
+                  <pic:spPr>
+                    <a:xfrm>
+                      <a:off x="0" y="0"/>
+                      <a:ext cx="5760720" cy="2284730"/>
+                    </a:xfrm>
+                    <a:prstGeom prst="rect">
+                      <a:avLst/>
+                    </a:prstGeom>
+                  </pic:spPr>
+                </pic:pic>
+              </a:graphicData>
+            </a:graphic>
+          </wp:inline>
+        </w:drawing>
+      </w:r>
+    </w:p>
+    <w:p>
+      <w:pPr>
+        <w:jc w:val="center"/>
+        <w:rPr>
+          <w:rFonts w:ascii="Times New Roman" w:hAnsi="Times New Roman" w:cs="Times New Roman"/>
+          <w:sz w:val="32"/>
+          <w:szCs w:val="32"/>
+        </w:rPr>
+      </w:pPr>
+      <w:r>
+        <w:rPr>
+          <w:rFonts w:ascii="Times New Roman" w:hAnsi="Times New Roman" w:cs="Times New Roman"/>
+          <w:sz w:val="32"/>
+          <w:szCs w:val="32"/>
+        </w:rPr>
+        <w:lastRenderedPageBreak/>
+        <w:drawing>
+          <wp:inline distT="0" distB="0" distL="0" distR="0" wp14:anchorId="5356008C" wp14:editId="5B091232">
+            <wp:extent cx="5760720" cy="1245235"/>
+            <wp:effectExtent l="0" t="0" r="0" b="0"/>
+            <wp:docPr id="1125636878" name="Kép 1" descr="A képen szöveg, képernyőkép, Betűtípus, fekete látható&#10;&#10;Előfordulhat, hogy az AI által létrehozott tartalom helytelen."/>
+            <wp:cNvGraphicFramePr>
+              <a:graphicFrameLocks xmlns:a="http://schemas.openxmlformats.org/drawingml/2006/main" noChangeAspect="1"/>
+            </wp:cNvGraphicFramePr>
+            <a:graphic xmlns:a="http://schemas.openxmlformats.org/drawingml/2006/main">
+              <a:graphicData uri="http://schemas.openxmlformats.org/drawingml/2006/picture">
+                <pic:pic xmlns:pic="http://schemas.openxmlformats.org/drawingml/2006/picture">
+                  <pic:nvPicPr>
+                    <pic:cNvPr id="1125636878" name="Kép 1" descr="A képen szöveg, képernyőkép, Betűtípus, fekete látható&#10;&#10;Előfordulhat, hogy az AI által létrehozott tartalom helytelen."/>
+                    <pic:cNvPicPr/>
+                  </pic:nvPicPr>
+                  <pic:blipFill>
+                    <a:blip r:embed="rId15"/>
+                    <a:stretch>
+                      <a:fillRect/>
+                    </a:stretch>
+                  </pic:blipFill>
+                  <pic:spPr>
+                    <a:xfrm>
+                      <a:off x="0" y="0"/>
+                      <a:ext cx="5760720" cy="1245235"/>
+                    </a:xfrm>
+                    <a:prstGeom prst="rect">
+                      <a:avLst/>
+                    </a:prstGeom>
+                  </pic:spPr>
+                </pic:pic>
+              </a:graphicData>
+            </a:graphic>
+          </wp:inline>
+        </w:drawing>
+      </w:r>
     </w:p>
     <w:p>
       <w:pPr>
@@ -965,7 +1099,106 @@
           <w:sz w:val="32"/>
           <w:szCs w:val="32"/>
         </w:rPr>
-        <w:lastRenderedPageBreak/>
+        <w:t>Itt az is látható mikor fog legközelebb lefutni</w:t>
+      </w:r>
+    </w:p>
+    <w:p>
+      <w:pPr>
+        <w:jc w:val="center"/>
+        <w:rPr>
+          <w:rFonts w:ascii="Times New Roman" w:hAnsi="Times New Roman" w:cs="Times New Roman"/>
+          <w:sz w:val="32"/>
+          <w:szCs w:val="32"/>
+        </w:rPr>
+      </w:pPr>
+      <w:r>
+        <w:rPr>
+          <w:rFonts w:ascii="Times New Roman" w:hAnsi="Times New Roman" w:cs="Times New Roman"/>
+          <w:sz w:val="32"/>
+          <w:szCs w:val="32"/>
+        </w:rPr>
+        <w:drawing>
+          <wp:inline distT="0" distB="0" distL="0" distR="0" wp14:anchorId="224E34D1" wp14:editId="11562C27">
+            <wp:extent cx="5760720" cy="1230630"/>
+            <wp:effectExtent l="0" t="0" r="0" b="7620"/>
+            <wp:docPr id="1354908870" name="Kép 1" descr="A képen szöveg, képernyőkép, Betűtípus látható&#10;&#10;Előfordulhat, hogy az AI által létrehozott tartalom helytelen."/>
+            <wp:cNvGraphicFramePr>
+              <a:graphicFrameLocks xmlns:a="http://schemas.openxmlformats.org/drawingml/2006/main" noChangeAspect="1"/>
+            </wp:cNvGraphicFramePr>
+            <a:graphic xmlns:a="http://schemas.openxmlformats.org/drawingml/2006/main">
+              <a:graphicData uri="http://schemas.openxmlformats.org/drawingml/2006/picture">
+                <pic:pic xmlns:pic="http://schemas.openxmlformats.org/drawingml/2006/picture">
+                  <pic:nvPicPr>
+                    <pic:cNvPr id="1354908870" name="Kép 1" descr="A képen szöveg, képernyőkép, Betűtípus látható&#10;&#10;Előfordulhat, hogy az AI által létrehozott tartalom helytelen."/>
+                    <pic:cNvPicPr/>
+                  </pic:nvPicPr>
+                  <pic:blipFill>
+                    <a:blip r:embed="rId16"/>
+                    <a:stretch>
+                      <a:fillRect/>
+                    </a:stretch>
+                  </pic:blipFill>
+                  <pic:spPr>
+                    <a:xfrm>
+                      <a:off x="0" y="0"/>
+                      <a:ext cx="5760720" cy="1230630"/>
+                    </a:xfrm>
+                    <a:prstGeom prst="rect">
+                      <a:avLst/>
+                    </a:prstGeom>
+                  </pic:spPr>
+                </pic:pic>
+              </a:graphicData>
+            </a:graphic>
+          </wp:inline>
+        </w:drawing>
+      </w:r>
+    </w:p>
+    <w:p>
+      <w:pPr>
+        <w:jc w:val="both"/>
+        <w:rPr>
+          <w:rFonts w:ascii="Times New Roman" w:hAnsi="Times New Roman" w:cs="Times New Roman"/>
+          <w:sz w:val="32"/>
+          <w:szCs w:val="32"/>
+        </w:rPr>
+      </w:pPr>
+    </w:p>
+    <w:p>
+      <w:pPr>
+        <w:jc w:val="center"/>
+        <w:rPr>
+          <w:rFonts w:ascii="Times New Roman" w:hAnsi="Times New Roman" w:cs="Times New Roman"/>
+          <w:sz w:val="32"/>
+          <w:szCs w:val="32"/>
+        </w:rPr>
+      </w:pPr>
+    </w:p>
+    <w:p>
+      <w:pPr>
+        <w:jc w:val="center"/>
+        <w:rPr>
+          <w:rFonts w:ascii="Times New Roman" w:hAnsi="Times New Roman" w:cs="Times New Roman"/>
+          <w:sz w:val="32"/>
+          <w:szCs w:val="32"/>
+        </w:rPr>
+      </w:pPr>
+    </w:p>
+    <w:p>
+      <w:pPr>
+        <w:jc w:val="both"/>
+        <w:rPr>
+          <w:rFonts w:ascii="Times New Roman" w:hAnsi="Times New Roman" w:cs="Times New Roman"/>
+          <w:sz w:val="32"/>
+          <w:szCs w:val="32"/>
+        </w:rPr>
+      </w:pPr>
+      <w:r>
+        <w:rPr>
+          <w:rFonts w:ascii="Times New Roman" w:hAnsi="Times New Roman" w:cs="Times New Roman"/>
+          <w:sz w:val="32"/>
+          <w:szCs w:val="32"/>
+        </w:rPr>
         <w:tab/>
         <w:t xml:space="preserve"> </w:t>
       </w:r>
@@ -988,6 +1221,56 @@
     </w:sectPr>
   </w:body>
 </w:document>
+</file>
+
+<file path=word/endnotes.xml><?xml version="1.0" encoding="utf-8"?>
+<w:endnotes xmlns:wpc="http://schemas.microsoft.com/office/word/2010/wordprocessingCanvas" xmlns:cx="http://schemas.microsoft.com/office/drawing/2014/chartex" xmlns:cx1="http://schemas.microsoft.com/office/drawing/2015/9/8/chartex" xmlns:cx2="http://schemas.microsoft.com/office/drawing/2015/10/21/chartex" xmlns:cx3="http://schemas.microsoft.com/office/drawing/2016/5/9/chartex" xmlns:cx4="http://schemas.microsoft.com/office/drawing/2016/5/10/chartex" xmlns:cx5="http://schemas.microsoft.com/office/drawing/2016/5/11/chartex" xmlns:cx6="http://schemas.microsoft.com/office/drawing/2016/5/12/chartex" xmlns:cx7="http://schemas.microsoft.com/office/drawing/2016/5/13/chartex" xmlns:cx8="http://schemas.microsoft.com/office/drawing/2016/5/14/chartex" xmlns:mc="http://schemas.openxmlformats.org/markup-compatibility/2006" xmlns:aink="http://schemas.microsoft.com/office/drawing/2016/ink" xmlns:am3d="http://schemas.microsoft.com/office/drawing/2017/model3d" xmlns:o="urn:schemas-microsoft-com:office:office" xmlns:oel="http://schemas.microsoft.com/office/2019/extlst" xmlns:r="http://schemas.openxmlformats.org/officeDocument/2006/relationships" xmlns:m="http://schemas.openxmlformats.org/officeDocument/2006/math" xmlns:v="urn:schemas-microsoft-com:vml" xmlns:wp14="http://schemas.microsoft.com/office/word/2010/wordprocessingDrawing" xmlns:wp="http://schemas.openxmlformats.org/drawingml/2006/wordprocessingDrawing" xmlns:w10="urn:schemas-microsoft-com:office:word" xmlns:w="http://schemas.openxmlformats.org/wordprocessingml/2006/main" xmlns:w14="http://schemas.microsoft.com/office/word/2010/wordml" xmlns:w15="http://schemas.microsoft.com/office/word/2012/wordml" xmlns:w16cex="http://schemas.microsoft.com/office/word/2018/wordml/cex" xmlns:w16cid="http://schemas.microsoft.com/office/word/2016/wordml/cid" xmlns:w16="http://schemas.microsoft.com/office/word/2018/wordml" xmlns:w16du="http://schemas.microsoft.com/office/word/2023/wordml/word16du" xmlns:w16sdtdh="http://schemas.microsoft.com/office/word/2020/wordml/sdtdatahash" xmlns:w16sdtfl="http://schemas.microsoft.com/office/word/2024/wordml/sdtformatlock" xmlns:w16se="http://schemas.microsoft.com/office/word/2015/wordml/symex" xmlns:wpg="http://schemas.microsoft.com/office/word/2010/wordprocessingGroup" xmlns:wpi="http://schemas.microsoft.com/office/word/2010/wordprocessingInk" xmlns:wne="http://schemas.microsoft.com/office/word/2006/wordml" xmlns:wps="http://schemas.microsoft.com/office/word/2010/wordprocessingShape" mc:Ignorable="w14 w15 w16se w16cid w16 w16cex w16sdtdh w16sdtfl w16du wp14">
+  <w:endnote w:type="separator" w:id="-1">
+    <w:p>
+      <w:pPr>
+        <w:spacing w:after="0" w:line="240" w:lineRule="auto"/>
+      </w:pPr>
+      <w:r>
+        <w:separator/>
+      </w:r>
+    </w:p>
+  </w:endnote>
+  <w:endnote w:type="continuationSeparator" w:id="0">
+    <w:p>
+      <w:pPr>
+        <w:spacing w:after="0" w:line="240" w:lineRule="auto"/>
+      </w:pPr>
+      <w:r>
+        <w:continuationSeparator/>
+      </w:r>
+    </w:p>
+  </w:endnote>
+</w:endnotes>
+</file>
+
+<file path=word/footnotes.xml><?xml version="1.0" encoding="utf-8"?>
+<w:footnotes xmlns:wpc="http://schemas.microsoft.com/office/word/2010/wordprocessingCanvas" xmlns:cx="http://schemas.microsoft.com/office/drawing/2014/chartex" xmlns:cx1="http://schemas.microsoft.com/office/drawing/2015/9/8/chartex" xmlns:cx2="http://schemas.microsoft.com/office/drawing/2015/10/21/chartex" xmlns:cx3="http://schemas.microsoft.com/office/drawing/2016/5/9/chartex" xmlns:cx4="http://schemas.microsoft.com/office/drawing/2016/5/10/chartex" xmlns:cx5="http://schemas.microsoft.com/office/drawing/2016/5/11/chartex" xmlns:cx6="http://schemas.microsoft.com/office/drawing/2016/5/12/chartex" xmlns:cx7="http://schemas.microsoft.com/office/drawing/2016/5/13/chartex" xmlns:cx8="http://schemas.microsoft.com/office/drawing/2016/5/14/chartex" xmlns:mc="http://schemas.openxmlformats.org/markup-compatibility/2006" xmlns:aink="http://schemas.microsoft.com/office/drawing/2016/ink" xmlns:am3d="http://schemas.microsoft.com/office/drawing/2017/model3d" xmlns:o="urn:schemas-microsoft-com:office:office" xmlns:oel="http://schemas.microsoft.com/office/2019/extlst" xmlns:r="http://schemas.openxmlformats.org/officeDocument/2006/relationships" xmlns:m="http://schemas.openxmlformats.org/officeDocument/2006/math" xmlns:v="urn:schemas-microsoft-com:vml" xmlns:wp14="http://schemas.microsoft.com/office/word/2010/wordprocessingDrawing" xmlns:wp="http://schemas.openxmlformats.org/drawingml/2006/wordprocessingDrawing" xmlns:w10="urn:schemas-microsoft-com:office:word" xmlns:w="http://schemas.openxmlformats.org/wordprocessingml/2006/main" xmlns:w14="http://schemas.microsoft.com/office/word/2010/wordml" xmlns:w15="http://schemas.microsoft.com/office/word/2012/wordml" xmlns:w16cex="http://schemas.microsoft.com/office/word/2018/wordml/cex" xmlns:w16cid="http://schemas.microsoft.com/office/word/2016/wordml/cid" xmlns:w16="http://schemas.microsoft.com/office/word/2018/wordml" xmlns:w16du="http://schemas.microsoft.com/office/word/2023/wordml/word16du" xmlns:w16sdtdh="http://schemas.microsoft.com/office/word/2020/wordml/sdtdatahash" xmlns:w16sdtfl="http://schemas.microsoft.com/office/word/2024/wordml/sdtformatlock" xmlns:w16se="http://schemas.microsoft.com/office/word/2015/wordml/symex" xmlns:wpg="http://schemas.microsoft.com/office/word/2010/wordprocessingGroup" xmlns:wpi="http://schemas.microsoft.com/office/word/2010/wordprocessingInk" xmlns:wne="http://schemas.microsoft.com/office/word/2006/wordml" xmlns:wps="http://schemas.microsoft.com/office/word/2010/wordprocessingShape" mc:Ignorable="w14 w15 w16se w16cid w16 w16cex w16sdtdh w16sdtfl w16du wp14">
+  <w:footnote w:type="separator" w:id="-1">
+    <w:p>
+      <w:pPr>
+        <w:spacing w:after="0" w:line="240" w:lineRule="auto"/>
+      </w:pPr>
+      <w:r>
+        <w:separator/>
+      </w:r>
+    </w:p>
+  </w:footnote>
+  <w:footnote w:type="continuationSeparator" w:id="0">
+    <w:p>
+      <w:pPr>
+        <w:spacing w:after="0" w:line="240" w:lineRule="auto"/>
+      </w:pPr>
+      <w:r>
+        <w:continuationSeparator/>
+      </w:r>
+    </w:p>
+  </w:footnote>
+</w:footnotes>
 </file>
 
 <file path=word/numbering.xml><?xml version="1.0" encoding="utf-8"?>
@@ -3386,6 +3669,7 @@
   <w:style w:type="character" w:default="1" w:styleId="Bekezdsalapbettpusa">
     <w:name w:val="Default Paragraph Font"/>
     <w:uiPriority w:val="1"/>
+    <w:semiHidden/>
     <w:unhideWhenUsed/>
   </w:style>
   <w:style w:type="table" w:default="1" w:styleId="Normltblzat">
@@ -3698,6 +3982,50 @@
       <w:color w:val="0F4761" w:themeColor="accent1" w:themeShade="BF"/>
       <w:spacing w:val="5"/>
     </w:rPr>
+  </w:style>
+  <w:style w:type="paragraph" w:styleId="lfej">
+    <w:name w:val="header"/>
+    <w:basedOn w:val="Norml"/>
+    <w:link w:val="lfejChar"/>
+    <w:uiPriority w:val="99"/>
+    <w:unhideWhenUsed/>
+    <w:rsid w:val="00AA52F4"/>
+    <w:pPr>
+      <w:tabs>
+        <w:tab w:val="center" w:pos="4536"/>
+        <w:tab w:val="right" w:pos="9072"/>
+      </w:tabs>
+      <w:spacing w:after="0" w:line="240" w:lineRule="auto"/>
+    </w:pPr>
+  </w:style>
+  <w:style w:type="character" w:customStyle="1" w:styleId="lfejChar">
+    <w:name w:val="Élőfej Char"/>
+    <w:basedOn w:val="Bekezdsalapbettpusa"/>
+    <w:link w:val="lfej"/>
+    <w:uiPriority w:val="99"/>
+    <w:rsid w:val="00AA52F4"/>
+  </w:style>
+  <w:style w:type="paragraph" w:styleId="llb">
+    <w:name w:val="footer"/>
+    <w:basedOn w:val="Norml"/>
+    <w:link w:val="llbChar"/>
+    <w:uiPriority w:val="99"/>
+    <w:unhideWhenUsed/>
+    <w:rsid w:val="00AA52F4"/>
+    <w:pPr>
+      <w:tabs>
+        <w:tab w:val="center" w:pos="4536"/>
+        <w:tab w:val="right" w:pos="9072"/>
+      </w:tabs>
+      <w:spacing w:after="0" w:line="240" w:lineRule="auto"/>
+    </w:pPr>
+  </w:style>
+  <w:style w:type="character" w:customStyle="1" w:styleId="llbChar">
+    <w:name w:val="Élőláb Char"/>
+    <w:basedOn w:val="Bekezdsalapbettpusa"/>
+    <w:link w:val="llb"/>
+    <w:uiPriority w:val="99"/>
+    <w:rsid w:val="00AA52F4"/>
   </w:style>
 </w:styles>
 </file>

--- a/Automatizalt mentesek_szerver.docx
+++ b/Automatizalt mentesek_szerver.docx
@@ -17,7 +17,25 @@
           <w:sz w:val="40"/>
           <w:szCs w:val="40"/>
         </w:rPr>
-        <w:t>Miért jó biztonsági mentést cronnal készíteni?</w:t>
+        <w:t xml:space="preserve">Miért jó biztonsági mentést </w:t>
+      </w:r>
+      <w:proofErr w:type="spellStart"/>
+      <w:r>
+        <w:rPr>
+          <w:rFonts w:ascii="Times New Roman" w:hAnsi="Times New Roman" w:cs="Times New Roman"/>
+          <w:sz w:val="40"/>
+          <w:szCs w:val="40"/>
+        </w:rPr>
+        <w:t>cronnal</w:t>
+      </w:r>
+      <w:proofErr w:type="spellEnd"/>
+      <w:r>
+        <w:rPr>
+          <w:rFonts w:ascii="Times New Roman" w:hAnsi="Times New Roman" w:cs="Times New Roman"/>
+          <w:sz w:val="40"/>
+          <w:szCs w:val="40"/>
+        </w:rPr>
+        <w:t xml:space="preserve"> készíteni?</w:t>
       </w:r>
     </w:p>
     <w:p>
@@ -62,7 +80,25 @@
           <w:sz w:val="32"/>
           <w:szCs w:val="32"/>
         </w:rPr>
-        <w:t xml:space="preserve">A cron időzítővel beállítható, hogy a mentés </w:t>
+        <w:t xml:space="preserve">A </w:t>
+      </w:r>
+      <w:proofErr w:type="spellStart"/>
+      <w:r>
+        <w:rPr>
+          <w:rFonts w:ascii="Times New Roman" w:hAnsi="Times New Roman" w:cs="Times New Roman"/>
+          <w:sz w:val="32"/>
+          <w:szCs w:val="32"/>
+        </w:rPr>
+        <w:t>cron</w:t>
+      </w:r>
+      <w:proofErr w:type="spellEnd"/>
+      <w:r>
+        <w:rPr>
+          <w:rFonts w:ascii="Times New Roman" w:hAnsi="Times New Roman" w:cs="Times New Roman"/>
+          <w:sz w:val="32"/>
+          <w:szCs w:val="32"/>
+        </w:rPr>
+        <w:t xml:space="preserve"> időzítővel beállítható, hogy a mentés </w:t>
       </w:r>
       <w:r>
         <w:rPr>
@@ -147,7 +183,43 @@
           <w:sz w:val="32"/>
           <w:szCs w:val="32"/>
         </w:rPr>
-        <w:t>A cron daemon nagyon kis erőforrást használ, nem terheli a rendszert.</w:t>
+        <w:t xml:space="preserve">A </w:t>
+      </w:r>
+      <w:proofErr w:type="spellStart"/>
+      <w:r>
+        <w:rPr>
+          <w:rFonts w:ascii="Times New Roman" w:hAnsi="Times New Roman" w:cs="Times New Roman"/>
+          <w:sz w:val="32"/>
+          <w:szCs w:val="32"/>
+        </w:rPr>
+        <w:t>cron</w:t>
+      </w:r>
+      <w:proofErr w:type="spellEnd"/>
+      <w:r>
+        <w:rPr>
+          <w:rFonts w:ascii="Times New Roman" w:hAnsi="Times New Roman" w:cs="Times New Roman"/>
+          <w:sz w:val="32"/>
+          <w:szCs w:val="32"/>
+        </w:rPr>
+        <w:t xml:space="preserve"> </w:t>
+      </w:r>
+      <w:proofErr w:type="spellStart"/>
+      <w:r>
+        <w:rPr>
+          <w:rFonts w:ascii="Times New Roman" w:hAnsi="Times New Roman" w:cs="Times New Roman"/>
+          <w:sz w:val="32"/>
+          <w:szCs w:val="32"/>
+        </w:rPr>
+        <w:t>daemon</w:t>
+      </w:r>
+      <w:proofErr w:type="spellEnd"/>
+      <w:r>
+        <w:rPr>
+          <w:rFonts w:ascii="Times New Roman" w:hAnsi="Times New Roman" w:cs="Times New Roman"/>
+          <w:sz w:val="32"/>
+          <w:szCs w:val="32"/>
+        </w:rPr>
+        <w:t xml:space="preserve"> nagyon kis erőforrást használ, nem terheli a rendszert.</w:t>
       </w:r>
     </w:p>
     <w:p>
@@ -281,7 +353,25 @@
           <w:sz w:val="32"/>
           <w:szCs w:val="32"/>
         </w:rPr>
-        <w:t>A cron évtizedek óta bevált eszköz Linux rendszereken.</w:t>
+        <w:t xml:space="preserve">A </w:t>
+      </w:r>
+      <w:proofErr w:type="spellStart"/>
+      <w:r>
+        <w:rPr>
+          <w:rFonts w:ascii="Times New Roman" w:hAnsi="Times New Roman" w:cs="Times New Roman"/>
+          <w:sz w:val="32"/>
+          <w:szCs w:val="32"/>
+        </w:rPr>
+        <w:t>cron</w:t>
+      </w:r>
+      <w:proofErr w:type="spellEnd"/>
+      <w:r>
+        <w:rPr>
+          <w:rFonts w:ascii="Times New Roman" w:hAnsi="Times New Roman" w:cs="Times New Roman"/>
+          <w:sz w:val="32"/>
+          <w:szCs w:val="32"/>
+        </w:rPr>
+        <w:t xml:space="preserve"> évtizedek óta bevált eszköz Linux rendszereken.</w:t>
       </w:r>
     </w:p>
     <w:p>
@@ -321,7 +411,25 @@
           <w:sz w:val="32"/>
           <w:szCs w:val="32"/>
         </w:rPr>
-        <w:t xml:space="preserve">Alapvető config: </w:t>
+        <w:t xml:space="preserve">Alapvető </w:t>
+      </w:r>
+      <w:proofErr w:type="spellStart"/>
+      <w:r>
+        <w:rPr>
+          <w:rFonts w:ascii="Times New Roman" w:hAnsi="Times New Roman" w:cs="Times New Roman"/>
+          <w:sz w:val="32"/>
+          <w:szCs w:val="32"/>
+        </w:rPr>
+        <w:t>config</w:t>
+      </w:r>
+      <w:proofErr w:type="spellEnd"/>
+      <w:r>
+        <w:rPr>
+          <w:rFonts w:ascii="Times New Roman" w:hAnsi="Times New Roman" w:cs="Times New Roman"/>
+          <w:sz w:val="32"/>
+          <w:szCs w:val="32"/>
+        </w:rPr>
+        <w:t xml:space="preserve">: </w:t>
       </w:r>
       <w:r>
         <w:rPr>
@@ -344,6 +452,7 @@
       <w:r>
         <w:rPr>
           <w:rFonts w:ascii="Times New Roman" w:hAnsi="Times New Roman" w:cs="Times New Roman"/>
+          <w:noProof/>
           <w:sz w:val="32"/>
           <w:szCs w:val="32"/>
         </w:rPr>
@@ -424,7 +533,25 @@
           <w:sz w:val="32"/>
           <w:szCs w:val="32"/>
         </w:rPr>
-        <w:t xml:space="preserve">Más telephelyekkel majd GRE alagutakkal illetve VPN segítségével fog kommunikálni. </w:t>
+        <w:t xml:space="preserve">Más telephelyekkel majd GRE </w:t>
+      </w:r>
+      <w:proofErr w:type="gramStart"/>
+      <w:r>
+        <w:rPr>
+          <w:rFonts w:ascii="Times New Roman" w:hAnsi="Times New Roman" w:cs="Times New Roman"/>
+          <w:sz w:val="32"/>
+          <w:szCs w:val="32"/>
+        </w:rPr>
+        <w:t>alagutakkal</w:t>
+      </w:r>
+      <w:proofErr w:type="gramEnd"/>
+      <w:r>
+        <w:rPr>
+          <w:rFonts w:ascii="Times New Roman" w:hAnsi="Times New Roman" w:cs="Times New Roman"/>
+          <w:sz w:val="32"/>
+          <w:szCs w:val="32"/>
+        </w:rPr>
+        <w:t xml:space="preserve"> illetve VPN segítségével fog kommunikálni. </w:t>
       </w:r>
     </w:p>
     <w:p>
@@ -439,6 +566,7 @@
       <w:r>
         <w:rPr>
           <w:rFonts w:ascii="Times New Roman" w:hAnsi="Times New Roman" w:cs="Times New Roman"/>
+          <w:noProof/>
           <w:sz w:val="32"/>
           <w:szCs w:val="32"/>
         </w:rPr>
@@ -494,7 +622,43 @@
           <w:sz w:val="32"/>
           <w:szCs w:val="32"/>
         </w:rPr>
-        <w:t xml:space="preserve">LAN címe és ip route </w:t>
+        <w:t xml:space="preserve">LAN címe és </w:t>
+      </w:r>
+      <w:proofErr w:type="spellStart"/>
+      <w:r>
+        <w:rPr>
+          <w:rFonts w:ascii="Times New Roman" w:hAnsi="Times New Roman" w:cs="Times New Roman"/>
+          <w:sz w:val="32"/>
+          <w:szCs w:val="32"/>
+        </w:rPr>
+        <w:t>ip</w:t>
+      </w:r>
+      <w:proofErr w:type="spellEnd"/>
+      <w:r>
+        <w:rPr>
+          <w:rFonts w:ascii="Times New Roman" w:hAnsi="Times New Roman" w:cs="Times New Roman"/>
+          <w:sz w:val="32"/>
+          <w:szCs w:val="32"/>
+        </w:rPr>
+        <w:t xml:space="preserve"> </w:t>
+      </w:r>
+      <w:proofErr w:type="spellStart"/>
+      <w:r>
+        <w:rPr>
+          <w:rFonts w:ascii="Times New Roman" w:hAnsi="Times New Roman" w:cs="Times New Roman"/>
+          <w:sz w:val="32"/>
+          <w:szCs w:val="32"/>
+        </w:rPr>
+        <w:t>route</w:t>
+      </w:r>
+      <w:proofErr w:type="spellEnd"/>
+      <w:r>
+        <w:rPr>
+          <w:rFonts w:ascii="Times New Roman" w:hAnsi="Times New Roman" w:cs="Times New Roman"/>
+          <w:sz w:val="32"/>
+          <w:szCs w:val="32"/>
+        </w:rPr>
+        <w:t xml:space="preserve"> </w:t>
       </w:r>
     </w:p>
     <w:p>
@@ -509,6 +673,7 @@
       <w:r>
         <w:rPr>
           <w:rFonts w:ascii="Times New Roman" w:hAnsi="Times New Roman" w:cs="Times New Roman"/>
+          <w:noProof/>
           <w:sz w:val="32"/>
           <w:szCs w:val="32"/>
         </w:rPr>
@@ -618,6 +783,7 @@
           <w:szCs w:val="32"/>
         </w:rPr>
       </w:pPr>
+      <w:proofErr w:type="spellStart"/>
       <w:r>
         <w:rPr>
           <w:rFonts w:ascii="Times New Roman" w:hAnsi="Times New Roman" w:cs="Times New Roman"/>
@@ -625,7 +791,16 @@
           <w:szCs w:val="32"/>
         </w:rPr>
         <w:lastRenderedPageBreak/>
-        <w:t xml:space="preserve">Config: </w:t>
+        <w:t>Config</w:t>
+      </w:r>
+      <w:proofErr w:type="spellEnd"/>
+      <w:r>
+        <w:rPr>
+          <w:rFonts w:ascii="Times New Roman" w:hAnsi="Times New Roman" w:cs="Times New Roman"/>
+          <w:sz w:val="32"/>
+          <w:szCs w:val="32"/>
+        </w:rPr>
+        <w:t xml:space="preserve">: </w:t>
       </w:r>
     </w:p>
     <w:p>
@@ -696,7 +871,25 @@
           <w:sz w:val="32"/>
           <w:szCs w:val="32"/>
         </w:rPr>
-        <w:t>Ez a mentőscript aminek létrehoztam egy mappát és futtatási jogosultságot adtam neki.</w:t>
+        <w:t xml:space="preserve">Ez a </w:t>
+      </w:r>
+      <w:proofErr w:type="gramStart"/>
+      <w:r>
+        <w:rPr>
+          <w:rFonts w:ascii="Times New Roman" w:hAnsi="Times New Roman" w:cs="Times New Roman"/>
+          <w:sz w:val="32"/>
+          <w:szCs w:val="32"/>
+        </w:rPr>
+        <w:t>mentőscript</w:t>
+      </w:r>
+      <w:proofErr w:type="gramEnd"/>
+      <w:r>
+        <w:rPr>
+          <w:rFonts w:ascii="Times New Roman" w:hAnsi="Times New Roman" w:cs="Times New Roman"/>
+          <w:sz w:val="32"/>
+          <w:szCs w:val="32"/>
+        </w:rPr>
+        <w:t xml:space="preserve"> aminek létrehoztam egy mappát és futtatási jogosultságot adtam neki.</w:t>
       </w:r>
     </w:p>
     <w:p>
@@ -768,31 +961,103 @@
           <w:szCs w:val="32"/>
         </w:rPr>
         <w:tab/>
-        <w:t>A „crontab -e” kapcsolóval szerkesztettem</w:t>
-      </w:r>
-      <w:r>
-        <w:rPr>
-          <w:rFonts w:ascii="Times New Roman" w:hAnsi="Times New Roman" w:cs="Times New Roman"/>
-          <w:sz w:val="32"/>
-          <w:szCs w:val="32"/>
-        </w:rPr>
-        <w:t xml:space="preserve"> a cron állományt, ezzel időzítettem, hogy mikor fusson le a biztonsági mentés a rendszerünkön. Minden nap 2:30-kor hajnalban le fog futni </w:t>
-      </w:r>
-      <w:r>
-        <w:rPr>
-          <w:rFonts w:ascii="Times New Roman" w:hAnsi="Times New Roman" w:cs="Times New Roman"/>
-          <w:sz w:val="32"/>
-          <w:szCs w:val="32"/>
-        </w:rPr>
-        <w:t xml:space="preserve">a backup save. </w:t>
-      </w:r>
-      <w:r>
-        <w:rPr>
-          <w:rFonts w:ascii="Times New Roman" w:hAnsi="Times New Roman" w:cs="Times New Roman"/>
-          <w:sz w:val="32"/>
-          <w:szCs w:val="32"/>
-        </w:rPr>
-        <w:t xml:space="preserve">Itt hibaüzenetek is a log-ba kerülnek. </w:t>
+        <w:t>A „</w:t>
+      </w:r>
+      <w:proofErr w:type="spellStart"/>
+      <w:r>
+        <w:rPr>
+          <w:rFonts w:ascii="Times New Roman" w:hAnsi="Times New Roman" w:cs="Times New Roman"/>
+          <w:sz w:val="32"/>
+          <w:szCs w:val="32"/>
+        </w:rPr>
+        <w:t>crontab</w:t>
+      </w:r>
+      <w:proofErr w:type="spellEnd"/>
+      <w:r>
+        <w:rPr>
+          <w:rFonts w:ascii="Times New Roman" w:hAnsi="Times New Roman" w:cs="Times New Roman"/>
+          <w:sz w:val="32"/>
+          <w:szCs w:val="32"/>
+        </w:rPr>
+        <w:t xml:space="preserve"> -e” kapcsolóval szerkesztettem</w:t>
+      </w:r>
+      <w:r>
+        <w:rPr>
+          <w:rFonts w:ascii="Times New Roman" w:hAnsi="Times New Roman" w:cs="Times New Roman"/>
+          <w:sz w:val="32"/>
+          <w:szCs w:val="32"/>
+        </w:rPr>
+        <w:t xml:space="preserve"> a </w:t>
+      </w:r>
+      <w:proofErr w:type="spellStart"/>
+      <w:r>
+        <w:rPr>
+          <w:rFonts w:ascii="Times New Roman" w:hAnsi="Times New Roman" w:cs="Times New Roman"/>
+          <w:sz w:val="32"/>
+          <w:szCs w:val="32"/>
+        </w:rPr>
+        <w:t>cron</w:t>
+      </w:r>
+      <w:proofErr w:type="spellEnd"/>
+      <w:r>
+        <w:rPr>
+          <w:rFonts w:ascii="Times New Roman" w:hAnsi="Times New Roman" w:cs="Times New Roman"/>
+          <w:sz w:val="32"/>
+          <w:szCs w:val="32"/>
+        </w:rPr>
+        <w:t xml:space="preserve"> állományt, ezzel időzítettem, hogy mikor fusson le a biztonsági mentés a rendszerünkön. Minden nap 2:30-kor hajnalban le fog futni </w:t>
+      </w:r>
+      <w:r>
+        <w:rPr>
+          <w:rFonts w:ascii="Times New Roman" w:hAnsi="Times New Roman" w:cs="Times New Roman"/>
+          <w:sz w:val="32"/>
+          <w:szCs w:val="32"/>
+        </w:rPr>
+        <w:t xml:space="preserve">a backup </w:t>
+      </w:r>
+      <w:proofErr w:type="spellStart"/>
+      <w:r>
+        <w:rPr>
+          <w:rFonts w:ascii="Times New Roman" w:hAnsi="Times New Roman" w:cs="Times New Roman"/>
+          <w:sz w:val="32"/>
+          <w:szCs w:val="32"/>
+        </w:rPr>
+        <w:t>save</w:t>
+      </w:r>
+      <w:proofErr w:type="spellEnd"/>
+      <w:r>
+        <w:rPr>
+          <w:rFonts w:ascii="Times New Roman" w:hAnsi="Times New Roman" w:cs="Times New Roman"/>
+          <w:sz w:val="32"/>
+          <w:szCs w:val="32"/>
+        </w:rPr>
+        <w:t xml:space="preserve">. </w:t>
+      </w:r>
+      <w:r>
+        <w:rPr>
+          <w:rFonts w:ascii="Times New Roman" w:hAnsi="Times New Roman" w:cs="Times New Roman"/>
+          <w:sz w:val="32"/>
+          <w:szCs w:val="32"/>
+        </w:rPr>
+        <w:t>Itt hibaüzenetek is a log-</w:t>
+      </w:r>
+      <w:proofErr w:type="spellStart"/>
+      <w:r>
+        <w:rPr>
+          <w:rFonts w:ascii="Times New Roman" w:hAnsi="Times New Roman" w:cs="Times New Roman"/>
+          <w:sz w:val="32"/>
+          <w:szCs w:val="32"/>
+        </w:rPr>
+        <w:t>ba</w:t>
+      </w:r>
+      <w:proofErr w:type="spellEnd"/>
+      <w:r>
+        <w:rPr>
+          <w:rFonts w:ascii="Times New Roman" w:hAnsi="Times New Roman" w:cs="Times New Roman"/>
+          <w:sz w:val="32"/>
+          <w:szCs w:val="32"/>
+        </w:rPr>
+        <w:t xml:space="preserve"> kerülnek. </w:t>
       </w:r>
     </w:p>
     <w:p>
@@ -830,7 +1095,115 @@
           <w:sz w:val="32"/>
           <w:szCs w:val="32"/>
         </w:rPr>
-        <w:t>Létrehozok egy tesztfilet a teszteléshez. Létrehoztam még egy célmappát „/mnt/backup”, hogy ide tudja menteni a fileokat. Lefuttattam a scriptet és mivel a tar parancs a „/var/www” mappát adja meg forrásként rekurzívan végigmegy a mappán és minden benne lévő filet becsomagol az archivumba.</w:t>
+        <w:t xml:space="preserve">Létrehozok egy </w:t>
+      </w:r>
+      <w:proofErr w:type="spellStart"/>
+      <w:r>
+        <w:rPr>
+          <w:rFonts w:ascii="Times New Roman" w:hAnsi="Times New Roman" w:cs="Times New Roman"/>
+          <w:sz w:val="32"/>
+          <w:szCs w:val="32"/>
+        </w:rPr>
+        <w:t>tesztfilet</w:t>
+      </w:r>
+      <w:proofErr w:type="spellEnd"/>
+      <w:r>
+        <w:rPr>
+          <w:rFonts w:ascii="Times New Roman" w:hAnsi="Times New Roman" w:cs="Times New Roman"/>
+          <w:sz w:val="32"/>
+          <w:szCs w:val="32"/>
+        </w:rPr>
+        <w:t xml:space="preserve"> a teszteléshez. Létrehoztam még egy célmappát „/</w:t>
+      </w:r>
+      <w:proofErr w:type="spellStart"/>
+      <w:r>
+        <w:rPr>
+          <w:rFonts w:ascii="Times New Roman" w:hAnsi="Times New Roman" w:cs="Times New Roman"/>
+          <w:sz w:val="32"/>
+          <w:szCs w:val="32"/>
+        </w:rPr>
+        <w:t>mnt</w:t>
+      </w:r>
+      <w:proofErr w:type="spellEnd"/>
+      <w:r>
+        <w:rPr>
+          <w:rFonts w:ascii="Times New Roman" w:hAnsi="Times New Roman" w:cs="Times New Roman"/>
+          <w:sz w:val="32"/>
+          <w:szCs w:val="32"/>
+        </w:rPr>
+        <w:t xml:space="preserve">/backup”, hogy ide tudja menteni a </w:t>
+      </w:r>
+      <w:proofErr w:type="spellStart"/>
+      <w:r>
+        <w:rPr>
+          <w:rFonts w:ascii="Times New Roman" w:hAnsi="Times New Roman" w:cs="Times New Roman"/>
+          <w:sz w:val="32"/>
+          <w:szCs w:val="32"/>
+        </w:rPr>
+        <w:t>fileokat</w:t>
+      </w:r>
+      <w:proofErr w:type="spellEnd"/>
+      <w:r>
+        <w:rPr>
+          <w:rFonts w:ascii="Times New Roman" w:hAnsi="Times New Roman" w:cs="Times New Roman"/>
+          <w:sz w:val="32"/>
+          <w:szCs w:val="32"/>
+        </w:rPr>
+        <w:t>. Lefuttattam a scriptet és mivel a tar parancs a „/var/</w:t>
+      </w:r>
+      <w:proofErr w:type="spellStart"/>
+      <w:r>
+        <w:rPr>
+          <w:rFonts w:ascii="Times New Roman" w:hAnsi="Times New Roman" w:cs="Times New Roman"/>
+          <w:sz w:val="32"/>
+          <w:szCs w:val="32"/>
+        </w:rPr>
+        <w:t>www</w:t>
+      </w:r>
+      <w:proofErr w:type="spellEnd"/>
+      <w:r>
+        <w:rPr>
+          <w:rFonts w:ascii="Times New Roman" w:hAnsi="Times New Roman" w:cs="Times New Roman"/>
+          <w:sz w:val="32"/>
+          <w:szCs w:val="32"/>
+        </w:rPr>
+        <w:t xml:space="preserve">” mappát adja meg forrásként rekurzívan végigmegy a mappán és minden benne lévő </w:t>
+      </w:r>
+      <w:proofErr w:type="spellStart"/>
+      <w:r>
+        <w:rPr>
+          <w:rFonts w:ascii="Times New Roman" w:hAnsi="Times New Roman" w:cs="Times New Roman"/>
+          <w:sz w:val="32"/>
+          <w:szCs w:val="32"/>
+        </w:rPr>
+        <w:t>filet</w:t>
+      </w:r>
+      <w:proofErr w:type="spellEnd"/>
+      <w:r>
+        <w:rPr>
+          <w:rFonts w:ascii="Times New Roman" w:hAnsi="Times New Roman" w:cs="Times New Roman"/>
+          <w:sz w:val="32"/>
+          <w:szCs w:val="32"/>
+        </w:rPr>
+        <w:t xml:space="preserve"> becsomagol az </w:t>
+      </w:r>
+      <w:proofErr w:type="spellStart"/>
+      <w:r>
+        <w:rPr>
+          <w:rFonts w:ascii="Times New Roman" w:hAnsi="Times New Roman" w:cs="Times New Roman"/>
+          <w:sz w:val="32"/>
+          <w:szCs w:val="32"/>
+        </w:rPr>
+        <w:t>archivumba</w:t>
+      </w:r>
+      <w:proofErr w:type="spellEnd"/>
+      <w:r>
+        <w:rPr>
+          <w:rFonts w:ascii="Times New Roman" w:hAnsi="Times New Roman" w:cs="Times New Roman"/>
+          <w:sz w:val="32"/>
+          <w:szCs w:val="32"/>
+        </w:rPr>
+        <w:t>.</w:t>
       </w:r>
     </w:p>
     <w:p>
@@ -845,6 +1218,7 @@
       <w:r>
         <w:rPr>
           <w:rFonts w:ascii="Times New Roman" w:hAnsi="Times New Roman" w:cs="Times New Roman"/>
+          <w:noProof/>
           <w:sz w:val="32"/>
           <w:szCs w:val="32"/>
         </w:rPr>
@@ -897,6 +1271,7 @@
       <w:r>
         <w:rPr>
           <w:rFonts w:ascii="Times New Roman" w:hAnsi="Times New Roman" w:cs="Times New Roman"/>
+          <w:noProof/>
           <w:sz w:val="32"/>
           <w:szCs w:val="32"/>
         </w:rPr>
@@ -960,7 +1335,25 @@
           <w:sz w:val="32"/>
           <w:szCs w:val="32"/>
         </w:rPr>
-        <w:t>hibamentesen le tudott futni. Pontos logot kapunk arról, hogy mikor futott le, mennyi időt vett igénybe</w:t>
+        <w:t xml:space="preserve">hibamentesen le tudott futni. Pontos </w:t>
+      </w:r>
+      <w:proofErr w:type="spellStart"/>
+      <w:r>
+        <w:rPr>
+          <w:rFonts w:ascii="Times New Roman" w:hAnsi="Times New Roman" w:cs="Times New Roman"/>
+          <w:sz w:val="32"/>
+          <w:szCs w:val="32"/>
+        </w:rPr>
+        <w:t>logot</w:t>
+      </w:r>
+      <w:proofErr w:type="spellEnd"/>
+      <w:r>
+        <w:rPr>
+          <w:rFonts w:ascii="Times New Roman" w:hAnsi="Times New Roman" w:cs="Times New Roman"/>
+          <w:sz w:val="32"/>
+          <w:szCs w:val="32"/>
+        </w:rPr>
+        <w:t xml:space="preserve"> kapunk arról, hogy mikor futott le, mennyi időt vett igénybe</w:t>
       </w:r>
       <w:r>
         <w:rPr>
@@ -976,7 +1369,25 @@
           <w:sz w:val="32"/>
           <w:szCs w:val="32"/>
         </w:rPr>
-        <w:t>A logja is látható a mentéseknek.</w:t>
+        <w:t xml:space="preserve">A </w:t>
+      </w:r>
+      <w:proofErr w:type="spellStart"/>
+      <w:r>
+        <w:rPr>
+          <w:rFonts w:ascii="Times New Roman" w:hAnsi="Times New Roman" w:cs="Times New Roman"/>
+          <w:sz w:val="32"/>
+          <w:szCs w:val="32"/>
+        </w:rPr>
+        <w:t>logja</w:t>
+      </w:r>
+      <w:proofErr w:type="spellEnd"/>
+      <w:r>
+        <w:rPr>
+          <w:rFonts w:ascii="Times New Roman" w:hAnsi="Times New Roman" w:cs="Times New Roman"/>
+          <w:sz w:val="32"/>
+          <w:szCs w:val="32"/>
+        </w:rPr>
+        <w:t xml:space="preserve"> is látható a mentéseknek.</w:t>
       </w:r>
     </w:p>
     <w:p>
@@ -991,6 +1402,7 @@
       <w:r>
         <w:rPr>
           <w:rFonts w:ascii="Times New Roman" w:hAnsi="Times New Roman" w:cs="Times New Roman"/>
+          <w:noProof/>
           <w:sz w:val="32"/>
           <w:szCs w:val="32"/>
         </w:rPr>
@@ -1043,6 +1455,7 @@
       <w:r>
         <w:rPr>
           <w:rFonts w:ascii="Times New Roman" w:hAnsi="Times New Roman" w:cs="Times New Roman"/>
+          <w:noProof/>
           <w:sz w:val="32"/>
           <w:szCs w:val="32"/>
         </w:rPr>
@@ -1114,6 +1527,7 @@
       <w:r>
         <w:rPr>
           <w:rFonts w:ascii="Times New Roman" w:hAnsi="Times New Roman" w:cs="Times New Roman"/>
+          <w:noProof/>
           <w:sz w:val="32"/>
           <w:szCs w:val="32"/>
         </w:rPr>
